--- a/Правила подготовки отчетов в CityCRM.docx
+++ b/Правила подготовки отчетов в CityCRM.docx
@@ -35,6 +35,9 @@
     <w:p>
       <w:pPr>
         <w:pStyle w:val="2"/>
+        <w:rPr>
+          <w:lang w:val="ru-RU"/>
+        </w:rPr>
       </w:pPr>
       <w:r>
         <w:rPr>
@@ -47,6 +50,11 @@
       </w:r>
     </w:p>
     <w:p>
+      <w:pPr>
+        <w:rPr>
+          <w:lang w:val="ru-RU"/>
+        </w:rPr>
+      </w:pPr>
       <w:r>
         <w:rPr>
           <w:lang w:val="ru-RU"/>
@@ -87,7 +95,13 @@
         </w:rPr>
       </w:pPr>
       <w:r>
-        <w:t xml:space="preserve">View </w:t>
+        <w:t>View</w:t>
+      </w:r>
+      <w:r>
+        <w:rPr>
+          <w:lang w:val="ru-RU"/>
+        </w:rPr>
+        <w:t xml:space="preserve"> </w:t>
       </w:r>
       <w:r>
         <w:rPr>
@@ -97,10 +111,18 @@
       </w:r>
     </w:p>
     <w:p>
+      <w:pPr>
+        <w:rPr>
+          <w:lang w:val="ru-RU"/>
+        </w:rPr>
+      </w:pPr>
       <w:r>
         <w:t>View</w:t>
       </w:r>
       <w:r>
+        <w:rPr>
+          <w:lang w:val="ru-RU"/>
+        </w:rPr>
         <w:t xml:space="preserve"> </w:t>
       </w:r>
       <w:r>
@@ -110,6 +132,9 @@
         <w:t>должны</w:t>
       </w:r>
       <w:r>
+        <w:rPr>
+          <w:lang w:val="ru-RU"/>
+        </w:rPr>
         <w:t xml:space="preserve"> </w:t>
       </w:r>
       <w:r>
@@ -119,6 +144,9 @@
         <w:t>лежать</w:t>
       </w:r>
       <w:r>
+        <w:rPr>
+          <w:lang w:val="ru-RU"/>
+        </w:rPr>
         <w:t xml:space="preserve"> </w:t>
       </w:r>
       <w:r>
@@ -128,6 +156,9 @@
         <w:t>в</w:t>
       </w:r>
       <w:r>
+        <w:rPr>
+          <w:lang w:val="ru-RU"/>
+        </w:rPr>
         <w:t xml:space="preserve"> </w:t>
       </w:r>
       <w:r>
@@ -137,23 +168,107 @@
         <w:t>папке</w:t>
       </w:r>
       <w:r>
-        <w:t xml:space="preserve"> C:\xampp\htdocs\crm2\modules\report\views</w:t>
-      </w:r>
-      <w:r>
+        <w:rPr>
+          <w:lang w:val="ru-RU"/>
+        </w:rPr>
+        <w:t xml:space="preserve"> </w:t>
+      </w:r>
+      <w:r>
+        <w:t>C</w:t>
+      </w:r>
+      <w:r>
+        <w:rPr>
+          <w:lang w:val="ru-RU"/>
+        </w:rPr>
+        <w:t>:\</w:t>
+      </w:r>
+      <w:proofErr w:type="spellStart"/>
+      <w:r>
+        <w:t>xampp</w:t>
+      </w:r>
+      <w:proofErr w:type="spellEnd"/>
+      <w:r>
+        <w:rPr>
+          <w:lang w:val="ru-RU"/>
+        </w:rPr>
         <w:t>\</w:t>
       </w:r>
-      <w:r>
-        <w:t xml:space="preserve"> </w:t>
-      </w:r>
-      <w:r>
-        <w:t>RUID\</w:t>
-      </w:r>
-      <w:proofErr w:type="spellStart"/>
-      <w:r>
-        <w:t>report.php</w:t>
-      </w:r>
-      <w:proofErr w:type="spellEnd"/>
-      <w:r>
+      <w:proofErr w:type="spellStart"/>
+      <w:r>
+        <w:t>htdocs</w:t>
+      </w:r>
+      <w:proofErr w:type="spellEnd"/>
+      <w:r>
+        <w:rPr>
+          <w:lang w:val="ru-RU"/>
+        </w:rPr>
+        <w:t>\</w:t>
+      </w:r>
+      <w:proofErr w:type="spellStart"/>
+      <w:r>
+        <w:t>crm</w:t>
+      </w:r>
+      <w:proofErr w:type="spellEnd"/>
+      <w:r>
+        <w:rPr>
+          <w:lang w:val="ru-RU"/>
+        </w:rPr>
+        <w:t>2\</w:t>
+      </w:r>
+      <w:r>
+        <w:t>modules</w:t>
+      </w:r>
+      <w:r>
+        <w:rPr>
+          <w:lang w:val="ru-RU"/>
+        </w:rPr>
+        <w:t>\</w:t>
+      </w:r>
+      <w:r>
+        <w:t>report</w:t>
+      </w:r>
+      <w:r>
+        <w:rPr>
+          <w:lang w:val="ru-RU"/>
+        </w:rPr>
+        <w:t>\</w:t>
+      </w:r>
+      <w:r>
+        <w:t>views</w:t>
+      </w:r>
+      <w:r>
+        <w:rPr>
+          <w:lang w:val="ru-RU"/>
+        </w:rPr>
+        <w:t xml:space="preserve">\ </w:t>
+      </w:r>
+      <w:r>
+        <w:t>RUID</w:t>
+      </w:r>
+      <w:r>
+        <w:rPr>
+          <w:lang w:val="ru-RU"/>
+        </w:rPr>
+        <w:t>\</w:t>
+      </w:r>
+      <w:r>
+        <w:t>report</w:t>
+      </w:r>
+      <w:r>
+        <w:rPr>
+          <w:lang w:val="ru-RU"/>
+        </w:rPr>
+        <w:t>.</w:t>
+      </w:r>
+      <w:proofErr w:type="spellStart"/>
+      <w:r>
+        <w:t>php</w:t>
+      </w:r>
+      <w:proofErr w:type="spellEnd"/>
+      <w:r>
+        <w:rPr>
+          <w:lang w:val="ru-RU"/>
+        </w:rPr>
         <w:t>.</w:t>
       </w:r>
     </w:p>
@@ -781,6 +896,9 @@
     <w:p>
       <w:pPr>
         <w:ind w:left="708" w:firstLine="1"/>
+        <w:rPr>
+          <w:lang w:val="ru-RU"/>
+        </w:rPr>
       </w:pPr>
       <w:r>
         <w:rPr>
@@ -960,9 +1078,1194 @@
       <w:pPr>
         <w:ind w:left="708" w:firstLine="1"/>
         <w:rPr>
-          <w:lang w:val="ru-RU"/>
-        </w:rPr>
-      </w:pPr>
+          <w:b/>
+          <w:lang w:val="ru-RU"/>
+        </w:rPr>
+      </w:pPr>
+      <w:r>
+        <w:rPr>
+          <w:b/>
+          <w:lang w:val="ru-RU"/>
+        </w:rPr>
+        <w:t xml:space="preserve">ВАЖНО! Результат должен быть преобразован в </w:t>
+      </w:r>
+      <w:r>
+        <w:rPr>
+          <w:b/>
+        </w:rPr>
+        <w:t>UTF</w:t>
+      </w:r>
+      <w:r>
+        <w:rPr>
+          <w:b/>
+          <w:lang w:val="ru-RU"/>
+        </w:rPr>
+        <w:t>!!!</w:t>
+      </w:r>
+    </w:p>
+    <w:p>
+      <w:pPr>
+        <w:ind w:left="708" w:firstLine="1"/>
+        <w:rPr>
+          <w:lang w:val="ru-RU"/>
+        </w:rPr>
+      </w:pPr>
+      <w:r>
+        <w:rPr>
+          <w:lang w:val="ru-RU"/>
+        </w:rPr>
+        <w:t>Подготовленный отчет сохраняется в сессии.</w:t>
+      </w:r>
+    </w:p>
+    <w:p>
+      <w:pPr>
+        <w:pStyle w:val="1"/>
+        <w:rPr>
+          <w:lang w:val="ru-RU"/>
+        </w:rPr>
+      </w:pPr>
+      <w:r>
+        <w:rPr>
+          <w:lang w:val="ru-RU"/>
+        </w:rPr>
+        <w:t>Вывод результата на экран</w:t>
+      </w:r>
+    </w:p>
+    <w:p>
+      <w:pPr>
+        <w:rPr>
+          <w:lang w:val="ru-RU"/>
+        </w:rPr>
+      </w:pPr>
+      <w:r>
+        <w:rPr>
+          <w:lang w:val="ru-RU"/>
+        </w:rPr>
+        <w:t xml:space="preserve">Для вывода результат на экран </w:t>
+      </w:r>
+      <w:proofErr w:type="spellStart"/>
+      <w:r>
+        <w:rPr>
+          <w:lang w:val="ru-RU"/>
+        </w:rPr>
+        <w:t>используется</w:t>
+      </w:r>
+      <w:proofErr w:type="spellEnd"/>
+    </w:p>
+    <w:p>
+      <w:pPr>
+        <w:rPr>
+          <w:lang w:val="ru-RU"/>
+        </w:rPr>
+      </w:pPr>
+      <w:r>
+        <w:t xml:space="preserve">$content = </w:t>
+      </w:r>
+      <w:proofErr w:type="spellStart"/>
+      <w:r>
+        <w:t>View::</w:t>
+      </w:r>
+      <w:proofErr w:type="gramStart"/>
+      <w:r>
+        <w:t>factory</w:t>
+      </w:r>
+      <w:proofErr w:type="spellEnd"/>
+      <w:r>
+        <w:t>(</w:t>
+      </w:r>
+      <w:proofErr w:type="gramEnd"/>
+      <w:r>
+        <w:t>$</w:t>
+      </w:r>
+      <w:proofErr w:type="spellStart"/>
+      <w:r>
+        <w:t>ruid</w:t>
+      </w:r>
+      <w:proofErr w:type="spellEnd"/>
+      <w:r>
+        <w:t>.'/'</w:t>
+      </w:r>
+      <w:proofErr w:type="gramStart"/>
+      <w:r>
+        <w:t>.$</w:t>
+      </w:r>
+      <w:proofErr w:type="spellStart"/>
+      <w:proofErr w:type="gramEnd"/>
+      <w:r>
+        <w:t>this</w:t>
+      </w:r>
+      <w:proofErr w:type="spellEnd"/>
+      <w:r>
+        <w:t>-&gt;</w:t>
+      </w:r>
+      <w:proofErr w:type="spellStart"/>
+      <w:r>
+        <w:t>view</w:t>
+      </w:r>
+      <w:proofErr w:type="spellEnd"/>
+      <w:r>
+        <w:t>)</w:t>
+      </w:r>
+    </w:p>
+    <w:p>
+      <w:pPr>
+        <w:rPr>
+          <w:lang w:val="ru-RU"/>
+        </w:rPr>
+      </w:pPr>
+      <w:r>
+        <w:rPr>
+          <w:lang w:val="ru-RU"/>
+        </w:rPr>
+        <w:t>Тут</w:t>
+      </w:r>
+      <w:r>
+        <w:rPr>
+          <w:lang w:val="ru-RU"/>
+        </w:rPr>
+        <w:t xml:space="preserve"> </w:t>
+      </w:r>
+      <w:r>
+        <w:rPr>
+          <w:lang w:val="ru-RU"/>
+        </w:rPr>
+        <w:t xml:space="preserve">берется либо по умолчанию </w:t>
+      </w:r>
+      <w:r>
+        <w:rPr>
+          <w:lang w:val="ru-RU"/>
+        </w:rPr>
+        <w:t>$</w:t>
+      </w:r>
+      <w:r>
+        <w:t>this</w:t>
+      </w:r>
+      <w:r>
+        <w:rPr>
+          <w:lang w:val="ru-RU"/>
+        </w:rPr>
+        <w:t>-&gt;</w:t>
+      </w:r>
+      <w:r>
+        <w:t>view</w:t>
+      </w:r>
+      <w:r>
+        <w:rPr>
+          <w:lang w:val="ru-RU"/>
+        </w:rPr>
+        <w:t xml:space="preserve">, либо из </w:t>
+      </w:r>
+      <w:r>
+        <w:t>POST</w:t>
+      </w:r>
+      <w:r>
+        <w:rPr>
+          <w:lang w:val="ru-RU"/>
+        </w:rPr>
+        <w:t xml:space="preserve"> </w:t>
+      </w:r>
+      <w:r>
+        <w:rPr>
+          <w:lang w:val="ru-RU"/>
+        </w:rPr>
+        <w:t>данные модели отчета.</w:t>
+      </w:r>
+    </w:p>
+    <w:p>
+      <w:pPr>
+        <w:ind w:firstLine="0"/>
+        <w:rPr>
+          <w:lang w:val="ru-RU"/>
+        </w:rPr>
+      </w:pPr>
+      <w:r>
+        <w:rPr>
+          <w:lang w:val="ru-RU"/>
+        </w:rPr>
+        <w:br w:type="page"/>
+      </w:r>
+    </w:p>
+    <w:p>
+      <w:pPr>
+        <w:pStyle w:val="1"/>
+        <w:rPr>
+          <w:lang w:val="ru-RU"/>
+        </w:rPr>
+      </w:pPr>
+      <w:r>
+        <w:rPr>
+          <w:lang w:val="ru-RU"/>
+        </w:rPr>
+        <w:lastRenderedPageBreak/>
+        <w:t xml:space="preserve">Приложение 1. Классы модуля </w:t>
+      </w:r>
+      <w:r>
+        <w:t>Report</w:t>
+      </w:r>
+      <w:r>
+        <w:rPr>
+          <w:lang w:val="ru-RU"/>
+        </w:rPr>
+        <w:t xml:space="preserve"> </w:t>
+      </w:r>
+      <w:r>
+        <w:rPr>
+          <w:lang w:val="ru-RU"/>
+        </w:rPr>
+        <w:t>и структура файлов подготовленного отчета.</w:t>
+      </w:r>
+    </w:p>
+    <w:p>
+      <w:pPr>
+        <w:ind w:left="709" w:firstLine="0"/>
+        <w:contextualSpacing/>
+        <w:rPr>
+          <w:lang w:val="ru-RU"/>
+        </w:rPr>
+      </w:pPr>
+      <w:proofErr w:type="spellStart"/>
+      <w:r>
+        <w:rPr>
+          <w:lang w:val="ru-RU"/>
+        </w:rPr>
+        <w:t>class</w:t>
+      </w:r>
+      <w:proofErr w:type="spellEnd"/>
+      <w:r>
+        <w:rPr>
+          <w:lang w:val="ru-RU"/>
+        </w:rPr>
+        <w:t xml:space="preserve"> </w:t>
+      </w:r>
+      <w:proofErr w:type="spellStart"/>
+      <w:r>
+        <w:rPr>
+          <w:lang w:val="ru-RU"/>
+        </w:rPr>
+        <w:t>Report</w:t>
+      </w:r>
+      <w:proofErr w:type="spellEnd"/>
+    </w:p>
+    <w:p>
+      <w:pPr>
+        <w:ind w:left="709" w:firstLine="0"/>
+        <w:contextualSpacing/>
+        <w:rPr>
+          <w:lang w:val="ru-RU"/>
+        </w:rPr>
+      </w:pPr>
+      <w:r>
+        <w:rPr>
+          <w:lang w:val="ru-RU"/>
+        </w:rPr>
+        <w:t>{</w:t>
+      </w:r>
+    </w:p>
+    <w:p>
+      <w:pPr>
+        <w:ind w:left="709" w:firstLine="0"/>
+        <w:contextualSpacing/>
+        <w:rPr>
+          <w:lang w:val="ru-RU"/>
+        </w:rPr>
+      </w:pPr>
+      <w:r>
+        <w:rPr>
+          <w:lang w:val="ru-RU"/>
+        </w:rPr>
+        <w:tab/>
+      </w:r>
+      <w:proofErr w:type="spellStart"/>
+      <w:r>
+        <w:rPr>
+          <w:lang w:val="ru-RU"/>
+        </w:rPr>
+        <w:t>public</w:t>
+      </w:r>
+      <w:proofErr w:type="spellEnd"/>
+      <w:r>
+        <w:rPr>
+          <w:lang w:val="ru-RU"/>
+        </w:rPr>
+        <w:t xml:space="preserve"> $</w:t>
+      </w:r>
+      <w:proofErr w:type="spellStart"/>
+      <w:r>
+        <w:rPr>
+          <w:lang w:val="ru-RU"/>
+        </w:rPr>
+        <w:t>titleReport='Шаблон</w:t>
+      </w:r>
+      <w:proofErr w:type="spellEnd"/>
+      <w:r>
+        <w:rPr>
+          <w:lang w:val="ru-RU"/>
+        </w:rPr>
+        <w:t xml:space="preserve"> отчета тестовый';//название отчета</w:t>
+      </w:r>
+      <w:r>
+        <w:rPr>
+          <w:lang w:val="ru-RU"/>
+        </w:rPr>
+        <w:tab/>
+      </w:r>
+    </w:p>
+    <w:p>
+      <w:pPr>
+        <w:ind w:left="709" w:firstLine="0"/>
+        <w:contextualSpacing/>
+        <w:rPr>
+          <w:lang w:val="ru-RU"/>
+        </w:rPr>
+      </w:pPr>
+      <w:r>
+        <w:rPr>
+          <w:lang w:val="ru-RU"/>
+        </w:rPr>
+        <w:tab/>
+      </w:r>
+      <w:proofErr w:type="spellStart"/>
+      <w:r>
+        <w:rPr>
+          <w:lang w:val="ru-RU"/>
+        </w:rPr>
+        <w:t>public</w:t>
+      </w:r>
+      <w:proofErr w:type="spellEnd"/>
+      <w:r>
+        <w:rPr>
+          <w:lang w:val="ru-RU"/>
+        </w:rPr>
+        <w:t xml:space="preserve"> $</w:t>
+      </w:r>
+      <w:proofErr w:type="spellStart"/>
+      <w:r>
+        <w:rPr>
+          <w:lang w:val="ru-RU"/>
+        </w:rPr>
+        <w:t>dateCreated</w:t>
+      </w:r>
+      <w:proofErr w:type="spellEnd"/>
+      <w:r>
+        <w:rPr>
+          <w:lang w:val="ru-RU"/>
+        </w:rPr>
+        <w:t>;</w:t>
+      </w:r>
+      <w:r>
+        <w:rPr>
+          <w:lang w:val="ru-RU"/>
+        </w:rPr>
+        <w:tab/>
+        <w:t>//дата создания отчета</w:t>
+      </w:r>
+    </w:p>
+    <w:p>
+      <w:pPr>
+        <w:ind w:left="709" w:firstLine="0"/>
+        <w:contextualSpacing/>
+        <w:rPr>
+          <w:lang w:val="ru-RU"/>
+        </w:rPr>
+      </w:pPr>
+      <w:r>
+        <w:rPr>
+          <w:lang w:val="ru-RU"/>
+        </w:rPr>
+        <w:tab/>
+      </w:r>
+      <w:proofErr w:type="spellStart"/>
+      <w:r>
+        <w:rPr>
+          <w:lang w:val="ru-RU"/>
+        </w:rPr>
+        <w:t>public</w:t>
+      </w:r>
+      <w:proofErr w:type="spellEnd"/>
+      <w:r>
+        <w:rPr>
+          <w:lang w:val="ru-RU"/>
+        </w:rPr>
+        <w:t xml:space="preserve"> $</w:t>
+      </w:r>
+      <w:proofErr w:type="spellStart"/>
+      <w:r>
+        <w:rPr>
+          <w:lang w:val="ru-RU"/>
+        </w:rPr>
+        <w:t>fileName='crm_report</w:t>
+      </w:r>
+      <w:proofErr w:type="spellEnd"/>
+      <w:r>
+        <w:rPr>
+          <w:lang w:val="ru-RU"/>
+        </w:rPr>
+        <w:t>';//название файла с отчетом</w:t>
+      </w:r>
+      <w:r>
+        <w:rPr>
+          <w:lang w:val="ru-RU"/>
+        </w:rPr>
+        <w:tab/>
+      </w:r>
+    </w:p>
+    <w:p>
+      <w:pPr>
+        <w:ind w:left="709" w:firstLine="0"/>
+        <w:contextualSpacing/>
+        <w:rPr>
+          <w:lang w:val="ru-RU"/>
+        </w:rPr>
+      </w:pPr>
+      <w:r>
+        <w:rPr>
+          <w:lang w:val="ru-RU"/>
+        </w:rPr>
+        <w:tab/>
+      </w:r>
+      <w:proofErr w:type="spellStart"/>
+      <w:r>
+        <w:rPr>
+          <w:lang w:val="ru-RU"/>
+        </w:rPr>
+        <w:t>public</w:t>
+      </w:r>
+      <w:proofErr w:type="spellEnd"/>
+      <w:r>
+        <w:rPr>
+          <w:lang w:val="ru-RU"/>
+        </w:rPr>
+        <w:t xml:space="preserve"> $</w:t>
+      </w:r>
+      <w:proofErr w:type="spellStart"/>
+      <w:r>
+        <w:rPr>
+          <w:lang w:val="ru-RU"/>
+        </w:rPr>
+        <w:t>fromUser='Администратор</w:t>
+      </w:r>
+      <w:proofErr w:type="spellEnd"/>
+      <w:r>
+        <w:rPr>
+          <w:lang w:val="ru-RU"/>
+        </w:rPr>
+        <w:t>';</w:t>
+      </w:r>
+      <w:r>
+        <w:rPr>
+          <w:lang w:val="ru-RU"/>
+        </w:rPr>
+        <w:tab/>
+        <w:t xml:space="preserve">//от </w:t>
+      </w:r>
+      <w:proofErr w:type="gramStart"/>
+      <w:r>
+        <w:rPr>
+          <w:lang w:val="ru-RU"/>
+        </w:rPr>
+        <w:t>имени</w:t>
+      </w:r>
+      <w:proofErr w:type="gramEnd"/>
+      <w:r>
+        <w:rPr>
+          <w:lang w:val="ru-RU"/>
+        </w:rPr>
+        <w:t xml:space="preserve"> какого сотрудника создан отчет. Надо указать ФИО </w:t>
+      </w:r>
+      <w:proofErr w:type="spellStart"/>
+      <w:r>
+        <w:rPr>
+          <w:lang w:val="ru-RU"/>
+        </w:rPr>
+        <w:t>string</w:t>
+      </w:r>
+      <w:proofErr w:type="spellEnd"/>
+    </w:p>
+    <w:p>
+      <w:pPr>
+        <w:ind w:left="709" w:firstLine="0"/>
+        <w:contextualSpacing/>
+        <w:rPr>
+          <w:lang w:val="ru-RU"/>
+        </w:rPr>
+      </w:pPr>
+      <w:r>
+        <w:rPr>
+          <w:lang w:val="ru-RU"/>
+        </w:rPr>
+        <w:tab/>
+      </w:r>
+      <w:proofErr w:type="spellStart"/>
+      <w:r>
+        <w:rPr>
+          <w:lang w:val="ru-RU"/>
+        </w:rPr>
+        <w:t>public</w:t>
+      </w:r>
+      <w:proofErr w:type="spellEnd"/>
+      <w:r>
+        <w:rPr>
+          <w:lang w:val="ru-RU"/>
+        </w:rPr>
+        <w:t xml:space="preserve"> $</w:t>
+      </w:r>
+      <w:proofErr w:type="spellStart"/>
+      <w:r>
+        <w:rPr>
+          <w:lang w:val="ru-RU"/>
+        </w:rPr>
+        <w:t>org='ООО</w:t>
+      </w:r>
+      <w:proofErr w:type="spellEnd"/>
+      <w:r>
+        <w:rPr>
+          <w:lang w:val="ru-RU"/>
+        </w:rPr>
+        <w:t xml:space="preserve"> "Артсек"';//головная организация.</w:t>
+      </w:r>
+    </w:p>
+    <w:p>
+      <w:pPr>
+        <w:ind w:left="709" w:firstLine="0"/>
+        <w:contextualSpacing/>
+        <w:rPr>
+          <w:lang w:val="ru-RU"/>
+        </w:rPr>
+      </w:pPr>
+      <w:r>
+        <w:rPr>
+          <w:lang w:val="ru-RU"/>
+        </w:rPr>
+        <w:tab/>
+      </w:r>
+      <w:proofErr w:type="spellStart"/>
+      <w:r>
+        <w:rPr>
+          <w:lang w:val="ru-RU"/>
+        </w:rPr>
+        <w:t>public</w:t>
+      </w:r>
+      <w:proofErr w:type="spellEnd"/>
+      <w:r>
+        <w:rPr>
+          <w:lang w:val="ru-RU"/>
+        </w:rPr>
+        <w:t xml:space="preserve"> $</w:t>
+      </w:r>
+      <w:proofErr w:type="spellStart"/>
+      <w:r>
+        <w:rPr>
+          <w:lang w:val="ru-RU"/>
+        </w:rPr>
+        <w:t>depatment='Департамент</w:t>
+      </w:r>
+      <w:proofErr w:type="spellEnd"/>
+      <w:r>
+        <w:rPr>
+          <w:lang w:val="ru-RU"/>
+        </w:rPr>
+        <w:t>';//организация, для которой сделан отчета, или где работает сотрудник, подготовивший отчет.</w:t>
+      </w:r>
+    </w:p>
+    <w:p>
+      <w:pPr>
+        <w:ind w:left="709" w:firstLine="0"/>
+        <w:contextualSpacing/>
+      </w:pPr>
+      <w:r>
+        <w:rPr>
+          <w:lang w:val="ru-RU"/>
+        </w:rPr>
+        <w:tab/>
+      </w:r>
+      <w:proofErr w:type="gramStart"/>
+      <w:r>
+        <w:t>public</w:t>
+      </w:r>
+      <w:proofErr w:type="gramEnd"/>
+      <w:r>
+        <w:t xml:space="preserve"> $</w:t>
+      </w:r>
+      <w:proofErr w:type="spellStart"/>
+      <w:r>
+        <w:t>titleColumn</w:t>
+      </w:r>
+      <w:proofErr w:type="spellEnd"/>
+      <w:r>
+        <w:t>=array('column0','column1','column2','column3');//</w:t>
+      </w:r>
+      <w:r>
+        <w:rPr>
+          <w:lang w:val="ru-RU"/>
+        </w:rPr>
+        <w:t>название</w:t>
+      </w:r>
+      <w:r>
+        <w:t xml:space="preserve"> </w:t>
+      </w:r>
+      <w:r>
+        <w:rPr>
+          <w:lang w:val="ru-RU"/>
+        </w:rPr>
+        <w:t>колонок</w:t>
+      </w:r>
+      <w:r>
+        <w:t xml:space="preserve"> </w:t>
+      </w:r>
+      <w:r>
+        <w:rPr>
+          <w:lang w:val="ru-RU"/>
+        </w:rPr>
+        <w:t>отчета</w:t>
+      </w:r>
+    </w:p>
+    <w:p>
+      <w:pPr>
+        <w:ind w:left="709" w:firstLine="0"/>
+        <w:contextualSpacing/>
+        <w:rPr>
+          <w:lang w:val="ru-RU"/>
+        </w:rPr>
+      </w:pPr>
+      <w:r>
+        <w:tab/>
+      </w:r>
+      <w:proofErr w:type="spellStart"/>
+      <w:r>
+        <w:rPr>
+          <w:lang w:val="ru-RU"/>
+        </w:rPr>
+        <w:t>public</w:t>
+      </w:r>
+      <w:proofErr w:type="spellEnd"/>
+      <w:r>
+        <w:rPr>
+          <w:lang w:val="ru-RU"/>
+        </w:rPr>
+        <w:t xml:space="preserve"> $</w:t>
+      </w:r>
+      <w:proofErr w:type="spellStart"/>
+      <w:r>
+        <w:rPr>
+          <w:lang w:val="ru-RU"/>
+        </w:rPr>
+        <w:t>rowData=array</w:t>
+      </w:r>
+      <w:proofErr w:type="spellEnd"/>
+      <w:r>
+        <w:rPr>
+          <w:lang w:val="ru-RU"/>
+        </w:rPr>
+        <w:t>();//</w:t>
+      </w:r>
+      <w:proofErr w:type="spellStart"/>
+      <w:r>
+        <w:rPr>
+          <w:lang w:val="ru-RU"/>
+        </w:rPr>
+        <w:t>даныне</w:t>
+      </w:r>
+      <w:proofErr w:type="spellEnd"/>
+      <w:r>
+        <w:rPr>
+          <w:lang w:val="ru-RU"/>
+        </w:rPr>
+        <w:t xml:space="preserve"> отчета построчно.</w:t>
+      </w:r>
+    </w:p>
+    <w:p>
+      <w:pPr>
+        <w:ind w:left="709" w:firstLine="0"/>
+        <w:contextualSpacing/>
+        <w:rPr>
+          <w:lang w:val="ru-RU"/>
+        </w:rPr>
+      </w:pPr>
+    </w:p>
+    <w:p>
+      <w:pPr>
+        <w:ind w:left="709" w:firstLine="0"/>
+        <w:contextualSpacing/>
+        <w:rPr>
+          <w:lang w:val="ru-RU"/>
+        </w:rPr>
+      </w:pPr>
+      <w:r>
+        <w:rPr>
+          <w:lang w:val="ru-RU"/>
+        </w:rPr>
+        <w:t xml:space="preserve">Формат файлов для </w:t>
+      </w:r>
+      <w:proofErr w:type="spellStart"/>
+      <w:r>
+        <w:rPr>
+          <w:lang w:val="ru-RU"/>
+        </w:rPr>
+        <w:t>подготволенного</w:t>
+      </w:r>
+      <w:proofErr w:type="spellEnd"/>
+      <w:r>
+        <w:rPr>
+          <w:lang w:val="ru-RU"/>
+        </w:rPr>
+        <w:t xml:space="preserve"> отчета.</w:t>
+      </w:r>
+    </w:p>
+    <w:p>
+      <w:pPr>
+        <w:ind w:left="709" w:firstLine="0"/>
+        <w:contextualSpacing/>
+        <w:rPr>
+          <w:lang w:val="ru-RU"/>
+        </w:rPr>
+      </w:pPr>
+      <w:r>
+        <w:rPr>
+          <w:lang w:val="ru-RU"/>
+        </w:rPr>
+        <w:t>crm2</w:t>
+      </w:r>
+    </w:p>
+    <w:p>
+      <w:pPr>
+        <w:ind w:left="709" w:firstLine="0"/>
+        <w:contextualSpacing/>
+        <w:rPr>
+          <w:lang w:val="ru-RU"/>
+        </w:rPr>
+      </w:pPr>
+      <w:r>
+        <w:rPr>
+          <w:lang w:val="ru-RU"/>
+        </w:rPr>
+        <w:tab/>
+      </w:r>
+      <w:proofErr w:type="spellStart"/>
+      <w:r>
+        <w:rPr>
+          <w:lang w:val="ru-RU"/>
+        </w:rPr>
+        <w:t>|-modules</w:t>
+      </w:r>
+      <w:proofErr w:type="spellEnd"/>
+    </w:p>
+    <w:p>
+      <w:pPr>
+        <w:ind w:left="709" w:firstLine="0"/>
+        <w:contextualSpacing/>
+        <w:rPr>
+          <w:lang w:val="ru-RU"/>
+        </w:rPr>
+      </w:pPr>
+      <w:r>
+        <w:rPr>
+          <w:lang w:val="ru-RU"/>
+        </w:rPr>
+        <w:tab/>
+      </w:r>
+      <w:r>
+        <w:rPr>
+          <w:lang w:val="ru-RU"/>
+        </w:rPr>
+        <w:tab/>
+      </w:r>
+      <w:proofErr w:type="spellStart"/>
+      <w:r>
+        <w:rPr>
+          <w:lang w:val="ru-RU"/>
+        </w:rPr>
+        <w:t>|-report</w:t>
+      </w:r>
+      <w:proofErr w:type="spellEnd"/>
+    </w:p>
+    <w:p>
+      <w:pPr>
+        <w:ind w:left="709" w:firstLine="0"/>
+        <w:contextualSpacing/>
+        <w:rPr>
+          <w:lang w:val="ru-RU"/>
+        </w:rPr>
+      </w:pPr>
+      <w:r>
+        <w:rPr>
+          <w:lang w:val="ru-RU"/>
+        </w:rPr>
+        <w:tab/>
+      </w:r>
+      <w:r>
+        <w:rPr>
+          <w:lang w:val="ru-RU"/>
+        </w:rPr>
+        <w:tab/>
+      </w:r>
+      <w:r>
+        <w:rPr>
+          <w:lang w:val="ru-RU"/>
+        </w:rPr>
+        <w:tab/>
+      </w:r>
+      <w:proofErr w:type="spellStart"/>
+      <w:r>
+        <w:rPr>
+          <w:lang w:val="ru-RU"/>
+        </w:rPr>
+        <w:t>|-classes</w:t>
+      </w:r>
+      <w:proofErr w:type="spellEnd"/>
+    </w:p>
+    <w:p>
+      <w:pPr>
+        <w:ind w:left="709" w:firstLine="0"/>
+        <w:contextualSpacing/>
+        <w:rPr>
+          <w:lang w:val="ru-RU"/>
+        </w:rPr>
+      </w:pPr>
+      <w:r>
+        <w:rPr>
+          <w:lang w:val="ru-RU"/>
+        </w:rPr>
+        <w:tab/>
+      </w:r>
+      <w:r>
+        <w:rPr>
+          <w:lang w:val="ru-RU"/>
+        </w:rPr>
+        <w:tab/>
+      </w:r>
+      <w:r>
+        <w:rPr>
+          <w:lang w:val="ru-RU"/>
+        </w:rPr>
+        <w:tab/>
+        <w:t>|</w:t>
+      </w:r>
+      <w:r>
+        <w:rPr>
+          <w:lang w:val="ru-RU"/>
+        </w:rPr>
+        <w:tab/>
+      </w:r>
+      <w:proofErr w:type="spellStart"/>
+      <w:r>
+        <w:rPr>
+          <w:lang w:val="ru-RU"/>
+        </w:rPr>
+        <w:t>|-model</w:t>
+      </w:r>
+      <w:proofErr w:type="spellEnd"/>
+    </w:p>
+    <w:p>
+      <w:pPr>
+        <w:ind w:left="709" w:firstLine="0"/>
+        <w:contextualSpacing/>
+        <w:rPr>
+          <w:lang w:val="ru-RU"/>
+        </w:rPr>
+      </w:pPr>
+      <w:r>
+        <w:rPr>
+          <w:lang w:val="ru-RU"/>
+        </w:rPr>
+        <w:tab/>
+      </w:r>
+      <w:r>
+        <w:rPr>
+          <w:lang w:val="ru-RU"/>
+        </w:rPr>
+        <w:tab/>
+      </w:r>
+      <w:r>
+        <w:rPr>
+          <w:lang w:val="ru-RU"/>
+        </w:rPr>
+        <w:tab/>
+        <w:t>|</w:t>
+      </w:r>
+      <w:r>
+        <w:rPr>
+          <w:lang w:val="ru-RU"/>
+        </w:rPr>
+        <w:tab/>
+      </w:r>
+      <w:r>
+        <w:rPr>
+          <w:lang w:val="ru-RU"/>
+        </w:rPr>
+        <w:tab/>
+        <w:t xml:space="preserve">|-&lt;RUID&gt; условное обозначение отчета, которое фигурирует в </w:t>
+      </w:r>
+      <w:proofErr w:type="spellStart"/>
+      <w:r>
+        <w:rPr>
+          <w:lang w:val="ru-RU"/>
+        </w:rPr>
+        <w:t>view</w:t>
+      </w:r>
+      <w:proofErr w:type="spellEnd"/>
+    </w:p>
+    <w:p>
+      <w:pPr>
+        <w:ind w:left="709" w:firstLine="0"/>
+        <w:contextualSpacing/>
+        <w:rPr>
+          <w:lang w:val="ru-RU"/>
+        </w:rPr>
+      </w:pPr>
+      <w:r>
+        <w:rPr>
+          <w:lang w:val="ru-RU"/>
+        </w:rPr>
+        <w:tab/>
+      </w:r>
+      <w:r>
+        <w:rPr>
+          <w:lang w:val="ru-RU"/>
+        </w:rPr>
+        <w:tab/>
+      </w:r>
+      <w:r>
+        <w:rPr>
+          <w:lang w:val="ru-RU"/>
+        </w:rPr>
+        <w:tab/>
+        <w:t>|</w:t>
+      </w:r>
+      <w:r>
+        <w:rPr>
+          <w:lang w:val="ru-RU"/>
+        </w:rPr>
+        <w:tab/>
+      </w:r>
+      <w:r>
+        <w:rPr>
+          <w:lang w:val="ru-RU"/>
+        </w:rPr>
+        <w:tab/>
+      </w:r>
+      <w:r>
+        <w:rPr>
+          <w:lang w:val="ru-RU"/>
+        </w:rPr>
+        <w:tab/>
+      </w:r>
+      <w:proofErr w:type="spellStart"/>
+      <w:r>
+        <w:rPr>
+          <w:lang w:val="ru-RU"/>
+        </w:rPr>
+        <w:t>|-report.php</w:t>
+      </w:r>
+      <w:proofErr w:type="spellEnd"/>
+      <w:r>
+        <w:rPr>
+          <w:lang w:val="ru-RU"/>
+        </w:rPr>
+        <w:t xml:space="preserve"> - модель, которая возвращает отчет в определенном формате. Формат </w:t>
+      </w:r>
+      <w:proofErr w:type="gramStart"/>
+      <w:r>
+        <w:rPr>
+          <w:lang w:val="ru-RU"/>
+        </w:rPr>
+        <w:t>см</w:t>
+      </w:r>
+      <w:proofErr w:type="gramEnd"/>
+      <w:r>
+        <w:rPr>
+          <w:lang w:val="ru-RU"/>
+        </w:rPr>
+        <w:t xml:space="preserve"> "Правила подготовки отчетов в </w:t>
+      </w:r>
+      <w:proofErr w:type="spellStart"/>
+      <w:r>
+        <w:rPr>
+          <w:lang w:val="ru-RU"/>
+        </w:rPr>
+        <w:t>CityCRM.docx</w:t>
+      </w:r>
+      <w:proofErr w:type="spellEnd"/>
+      <w:r>
+        <w:rPr>
+          <w:lang w:val="ru-RU"/>
+        </w:rPr>
+        <w:t xml:space="preserve">". </w:t>
+      </w:r>
+    </w:p>
+    <w:p>
+      <w:pPr>
+        <w:ind w:left="709" w:firstLine="0"/>
+        <w:contextualSpacing/>
+        <w:rPr>
+          <w:lang w:val="ru-RU"/>
+        </w:rPr>
+      </w:pPr>
+      <w:r>
+        <w:rPr>
+          <w:lang w:val="ru-RU"/>
+        </w:rPr>
+        <w:tab/>
+      </w:r>
+      <w:r>
+        <w:rPr>
+          <w:lang w:val="ru-RU"/>
+        </w:rPr>
+        <w:tab/>
+      </w:r>
+      <w:r>
+        <w:rPr>
+          <w:lang w:val="ru-RU"/>
+        </w:rPr>
+        <w:tab/>
+      </w:r>
+      <w:proofErr w:type="spellStart"/>
+      <w:r>
+        <w:rPr>
+          <w:lang w:val="ru-RU"/>
+        </w:rPr>
+        <w:t>|-views</w:t>
+      </w:r>
+      <w:proofErr w:type="spellEnd"/>
+    </w:p>
+    <w:p>
+      <w:pPr>
+        <w:ind w:left="709" w:firstLine="0"/>
+        <w:contextualSpacing/>
+        <w:rPr>
+          <w:lang w:val="ru-RU"/>
+        </w:rPr>
+      </w:pPr>
+      <w:r>
+        <w:rPr>
+          <w:lang w:val="ru-RU"/>
+        </w:rPr>
+        <w:tab/>
+      </w:r>
+      <w:r>
+        <w:rPr>
+          <w:lang w:val="ru-RU"/>
+        </w:rPr>
+        <w:tab/>
+      </w:r>
+      <w:r>
+        <w:rPr>
+          <w:lang w:val="ru-RU"/>
+        </w:rPr>
+        <w:tab/>
+      </w:r>
+      <w:r>
+        <w:rPr>
+          <w:lang w:val="ru-RU"/>
+        </w:rPr>
+        <w:tab/>
+        <w:t>|-&lt;RUID&gt;</w:t>
+      </w:r>
+    </w:p>
+    <w:p>
+      <w:pPr>
+        <w:ind w:left="709" w:firstLine="0"/>
+        <w:contextualSpacing/>
+        <w:rPr>
+          <w:lang w:val="ru-RU"/>
+        </w:rPr>
+      </w:pPr>
+      <w:r>
+        <w:rPr>
+          <w:lang w:val="ru-RU"/>
+        </w:rPr>
+        <w:tab/>
+      </w:r>
+      <w:r>
+        <w:rPr>
+          <w:lang w:val="ru-RU"/>
+        </w:rPr>
+        <w:tab/>
+      </w:r>
+      <w:r>
+        <w:rPr>
+          <w:lang w:val="ru-RU"/>
+        </w:rPr>
+        <w:tab/>
+      </w:r>
+      <w:r>
+        <w:rPr>
+          <w:lang w:val="ru-RU"/>
+        </w:rPr>
+        <w:tab/>
+      </w:r>
+      <w:r>
+        <w:rPr>
+          <w:lang w:val="ru-RU"/>
+        </w:rPr>
+        <w:tab/>
+      </w:r>
+      <w:proofErr w:type="spellStart"/>
+      <w:r>
+        <w:rPr>
+          <w:lang w:val="ru-RU"/>
+        </w:rPr>
+        <w:t>|-report.php</w:t>
+      </w:r>
+      <w:proofErr w:type="spellEnd"/>
+      <w:r>
+        <w:rPr>
+          <w:lang w:val="ru-RU"/>
+        </w:rPr>
+        <w:t xml:space="preserve"> - форма для выбора параметров отчета</w:t>
+      </w:r>
+    </w:p>
+    <w:p>
+      <w:pPr>
+        <w:ind w:left="709" w:firstLine="0"/>
+        <w:contextualSpacing/>
+        <w:rPr>
+          <w:lang w:val="ru-RU"/>
+        </w:rPr>
+      </w:pPr>
+      <w:r>
+        <w:rPr>
+          <w:lang w:val="ru-RU"/>
+        </w:rPr>
+        <w:tab/>
+      </w:r>
+      <w:r>
+        <w:rPr>
+          <w:lang w:val="ru-RU"/>
+        </w:rPr>
+        <w:tab/>
+      </w:r>
+      <w:r>
+        <w:rPr>
+          <w:lang w:val="ru-RU"/>
+        </w:rPr>
+        <w:tab/>
+      </w:r>
+      <w:r>
+        <w:rPr>
+          <w:lang w:val="ru-RU"/>
+        </w:rPr>
+        <w:tab/>
+      </w:r>
+      <w:r>
+        <w:rPr>
+          <w:lang w:val="ru-RU"/>
+        </w:rPr>
+        <w:tab/>
+      </w:r>
+      <w:proofErr w:type="spellStart"/>
+      <w:r>
+        <w:rPr>
+          <w:lang w:val="ru-RU"/>
+        </w:rPr>
+        <w:t>|-result.php</w:t>
+      </w:r>
+      <w:proofErr w:type="spellEnd"/>
+      <w:r>
+        <w:rPr>
+          <w:lang w:val="ru-RU"/>
+        </w:rPr>
+        <w:t xml:space="preserve"> - форма для вывода результата</w:t>
+      </w:r>
     </w:p>
     <w:p>
       <w:pPr>
@@ -1090,7 +2393,7 @@
                 <w:b/>
                 <w:noProof/>
               </w:rPr>
-              <w:t>1</w:t>
+              <w:t>2</w:t>
             </w:r>
             <w:r>
               <w:rPr>
@@ -1138,7 +2441,7 @@
                 <w:b/>
                 <w:noProof/>
               </w:rPr>
-              <w:t>1</w:t>
+              <w:t>2</w:t>
             </w:r>
             <w:r>
               <w:rPr>
@@ -1730,6 +3033,7 @@
   <w:style w:type="character" w:default="1" w:styleId="a0">
     <w:name w:val="Default Paragraph Font"/>
     <w:uiPriority w:val="1"/>
+    <w:semiHidden/>
     <w:unhideWhenUsed/>
   </w:style>
   <w:style w:type="table" w:default="1" w:styleId="a1">
